--- a/public/temas/ejercicio-1/ESQUEMA TEMA 41.docx
+++ b/public/temas/ejercicio-1/ESQUEMA TEMA 41.docx
@@ -525,7 +525,7 @@
           <w:rFonts w:ascii="Cambria" w:hAnsi="Cambria" w:cs="Cambria" w:eastAsia="Cambria"/>
           <w:sz w:val="22"/>
         </w:rPr>
-        <w:t>: adoptado en la 47ª reunión, en vigor desde 1-1-2026, sustituye al 2020-2025</w:t>
+        <w:t>: adoptado en la 47ª reunión, en vigor desde 1 de enero de 2026, sustituye al 2020-2025</w:t>
       </w:r>
     </w:p>
     <w:p>
@@ -2206,7 +2206,7 @@
           <w:b/>
           <w:sz w:val="22"/>
         </w:rPr>
-        <w:t>24-2-2004</w:t>
+        <w:t>24 de febrero de 2004</w:t>
       </w:r>
       <w:r>
         <w:rPr>
